--- a/tillsyn/A 35993-2018 tillsynsbegäran.docx
+++ b/tillsyn/A 35993-2018 tillsynsbegäran.docx
@@ -425,7 +425,7 @@
     <w:r>
       <w:tab/>
       <w:tab/>
-      <w:t>2024-02-15</w:t>
+      <w:t>2024-02-16</w:t>
       <w:br/>
       <w:br/>
     </w:r>

--- a/tillsyn/A 35993-2018 tillsynsbegäran.docx
+++ b/tillsyn/A 35993-2018 tillsynsbegäran.docx
@@ -425,7 +425,7 @@
     <w:r>
       <w:tab/>
       <w:tab/>
-      <w:t>2024-02-16</w:t>
+      <w:t>2024-02-19</w:t>
       <w:br/>
       <w:br/>
     </w:r>

--- a/tillsyn/A 35993-2018 tillsynsbegäran.docx
+++ b/tillsyn/A 35993-2018 tillsynsbegäran.docx
@@ -425,7 +425,7 @@
     <w:r>
       <w:tab/>
       <w:tab/>
-      <w:t>2024-02-19</w:t>
+      <w:t>2024-02-21</w:t>
       <w:br/>
       <w:br/>
     </w:r>

--- a/tillsyn/A 35993-2018 tillsynsbegäran.docx
+++ b/tillsyn/A 35993-2018 tillsynsbegäran.docx
@@ -425,7 +425,7 @@
     <w:r>
       <w:tab/>
       <w:tab/>
-      <w:t>2024-02-21</w:t>
+      <w:t>2024-02-22</w:t>
       <w:br/>
       <w:br/>
     </w:r>

--- a/tillsyn/A 35993-2018 tillsynsbegäran.docx
+++ b/tillsyn/A 35993-2018 tillsynsbegäran.docx
@@ -425,7 +425,7 @@
     <w:r>
       <w:tab/>
       <w:tab/>
-      <w:t>2024-02-22</w:t>
+      <w:t>2024-02-23</w:t>
       <w:br/>
       <w:br/>
     </w:r>

--- a/tillsyn/A 35993-2018 tillsynsbegäran.docx
+++ b/tillsyn/A 35993-2018 tillsynsbegäran.docx
@@ -102,13 +102,9 @@
       <w:r>
         <w:t>Följande fridlysta arter har sina livsmiljöer och växtplatser i den avverkningsanmälda skogen: tretåig hackspett (NT, §4).</w:t>
       </w:r>
-      <w:r>
-        <w:t xml:space="preserve"> I BILAGA 1 finns information om ekologi samt krav på livsmiljö hos fridlysta arter.</w:t>
-      </w:r>
     </w:p>
     <w:p>
       <w:r>
-        <w:br/>
         <w:t xml:space="preserve">Observera att medlemsländerna är skyldiga att agera i enlighet med EU:s fågeldirektiv där det uttryckligen står att direktivet gäller för fåglar samt för deras ägg, bon och </w:t>
       </w:r>
       <w:r>
@@ -119,6 +115,22 @@
       </w:r>
       <w:r>
         <w:t>(artikel 1). Vidare att de åtgärder som vidtas inte får leda till en försämring av den nuvarande situationen beträffande bevarandet av de fågelarter som avses i artikel 1 (artikel 13). Fågeldirektivet är styrande för tillsynsansvariga myndigheters ärendehantering, ställningstaganden och beslutsfattande.</w:t>
+      </w:r>
+    </w:p>
+    <w:p>
+      <w:r>
+        <w:rPr>
+          <w:b/>
+        </w:rPr>
+        <w:t>Tretåig hackspett (NT, §4)</w:t>
+      </w:r>
+      <w:r>
+        <w:t xml:space="preserve"> är rödlistad som nära hotad och ingår i bilaga 1 i EU:s fågeldirektiv. Tretåig hackspett är för sin överlevnad beroende av kontinuerlig tillförsel av äldre döende och död ved, som sker genom naturliga självgallringsprocesser i äldre grannaturskogar och barrblandade naturskogar. Om en skog genom skogsbruk gallras eller glesas ur så upphör och uteblir i stort sett den naturliga självgallringsprocessen för mycket lång tid framöver vilket omöjliggör upprätthållandet av den kontinuerliga ekologiska funktionen i ett område. Det finns studier som visar att naturskogens självgallringsprocess som den tretåiga hackspetten är beroende av, inte kan ersättas med efterlämnad hänsyn i skogsbruket (Imbeau &amp; Desrochers, 2002). Storleken på häckningsreviret varierar med skogstypen, förekomsten av död ved och graden av fragmentering, men är i allmänhet i storleksordningen 25–100 hektar. Vintertid krävs ofta betydligt större områden och det finns studier som antyder att arten behöver minst 100 hektar äldre skog. I områden med låg bonitet kan det behövas över 200 hektar lämpligt habitat för att ett par ska kunna reproducera sig (Skogsstyrelsen, 2016).</w:t>
+      </w:r>
+    </w:p>
+    <w:p>
+      <w:r>
+        <w:t>I BILAGA 1 finns mer detaljerad information om ekologi samt krav på livsmiljö hos fridlysta arter.</w:t>
       </w:r>
     </w:p>
     <w:p>
@@ -425,7 +437,7 @@
     <w:r>
       <w:tab/>
       <w:tab/>
-      <w:t>2024-02-23</w:t>
+      <w:t>2024-02-24</w:t>
       <w:br/>
       <w:br/>
     </w:r>

--- a/tillsyn/A 35993-2018 tillsynsbegäran.docx
+++ b/tillsyn/A 35993-2018 tillsynsbegäran.docx
@@ -437,7 +437,7 @@
     <w:r>
       <w:tab/>
       <w:tab/>
-      <w:t>2024-02-24</w:t>
+      <w:t>2024-02-25</w:t>
       <w:br/>
       <w:br/>
     </w:r>

--- a/tillsyn/A 35993-2018 tillsynsbegäran.docx
+++ b/tillsyn/A 35993-2018 tillsynsbegäran.docx
@@ -40,7 +40,7 @@
     </w:p>
     <w:p>
       <w:r>
-        <w:t>De påträffade naturvårdsarterna är ett tydligt kvitto på att detta rör sig om en skog med mycket höga naturvärden. I Figur 1 visas en karta över det avverkningsanmälda området, där samtliga fyndplatser för naturvårdsarter som finns registrerade på Artportalen har markerats.</w:t>
+        <w:t>De påträffade naturvårdsarterna är ett tydligt kvitto på att detta rör sig om en skog med höga naturvärden. I Figur 1 visas en karta över det avverkningsanmälda området, där samtliga fyndplatser för naturvårdsarter som finns registrerade på Artportalen har markerats.</w:t>
       </w:r>
     </w:p>
     <w:p>
@@ -437,7 +437,7 @@
     <w:r>
       <w:tab/>
       <w:tab/>
-      <w:t>2024-02-25</w:t>
+      <w:t>2024-02-26</w:t>
       <w:br/>
       <w:br/>
     </w:r>

--- a/tillsyn/A 35993-2018 tillsynsbegäran.docx
+++ b/tillsyn/A 35993-2018 tillsynsbegäran.docx
@@ -437,7 +437,7 @@
     <w:r>
       <w:tab/>
       <w:tab/>
-      <w:t>2024-02-26</w:t>
+      <w:t>2024-02-27</w:t>
       <w:br/>
       <w:br/>
     </w:r>

--- a/tillsyn/A 35993-2018 tillsynsbegäran.docx
+++ b/tillsyn/A 35993-2018 tillsynsbegäran.docx
@@ -437,7 +437,7 @@
     <w:r>
       <w:tab/>
       <w:tab/>
-      <w:t>2024-02-27</w:t>
+      <w:t>2024-02-28</w:t>
       <w:br/>
       <w:br/>
     </w:r>

--- a/tillsyn/A 35993-2018 tillsynsbegäran.docx
+++ b/tillsyn/A 35993-2018 tillsynsbegäran.docx
@@ -437,7 +437,7 @@
     <w:r>
       <w:tab/>
       <w:tab/>
-      <w:t>2024-02-28</w:t>
+      <w:t>2024-02-29</w:t>
       <w:br/>
       <w:br/>
     </w:r>

--- a/tillsyn/A 35993-2018 tillsynsbegäran.docx
+++ b/tillsyn/A 35993-2018 tillsynsbegäran.docx
@@ -437,7 +437,7 @@
     <w:r>
       <w:tab/>
       <w:tab/>
-      <w:t>2024-02-29</w:t>
+      <w:t>2024-03-01</w:t>
       <w:br/>
       <w:br/>
     </w:r>

--- a/tillsyn/A 35993-2018 tillsynsbegäran.docx
+++ b/tillsyn/A 35993-2018 tillsynsbegäran.docx
@@ -437,7 +437,7 @@
     <w:r>
       <w:tab/>
       <w:tab/>
-      <w:t>2024-03-01</w:t>
+      <w:t>2024-03-02</w:t>
       <w:br/>
       <w:br/>
     </w:r>

--- a/tillsyn/A 35993-2018 tillsynsbegäran.docx
+++ b/tillsyn/A 35993-2018 tillsynsbegäran.docx
@@ -437,7 +437,7 @@
     <w:r>
       <w:tab/>
       <w:tab/>
-      <w:t>2024-03-02</w:t>
+      <w:t>2024-03-03</w:t>
       <w:br/>
       <w:br/>
     </w:r>

--- a/tillsyn/A 35993-2018 tillsynsbegäran.docx
+++ b/tillsyn/A 35993-2018 tillsynsbegäran.docx
@@ -437,7 +437,7 @@
     <w:r>
       <w:tab/>
       <w:tab/>
-      <w:t>2024-03-03</w:t>
+      <w:t>2024-03-04</w:t>
       <w:br/>
       <w:br/>
     </w:r>

--- a/tillsyn/A 35993-2018 tillsynsbegäran.docx
+++ b/tillsyn/A 35993-2018 tillsynsbegäran.docx
@@ -437,7 +437,7 @@
     <w:r>
       <w:tab/>
       <w:tab/>
-      <w:t>2024-03-04</w:t>
+      <w:t>2024-03-05</w:t>
       <w:br/>
       <w:br/>
     </w:r>

--- a/tillsyn/A 35993-2018 tillsynsbegäran.docx
+++ b/tillsyn/A 35993-2018 tillsynsbegäran.docx
@@ -437,7 +437,7 @@
     <w:r>
       <w:tab/>
       <w:tab/>
-      <w:t>2024-03-05</w:t>
+      <w:t>2024-03-06</w:t>
       <w:br/>
       <w:br/>
     </w:r>

--- a/tillsyn/A 35993-2018 tillsynsbegäran.docx
+++ b/tillsyn/A 35993-2018 tillsynsbegäran.docx
@@ -437,7 +437,7 @@
     <w:r>
       <w:tab/>
       <w:tab/>
-      <w:t>2024-03-06</w:t>
+      <w:t>2024-03-07</w:t>
       <w:br/>
       <w:br/>
     </w:r>

--- a/tillsyn/A 35993-2018 tillsynsbegäran.docx
+++ b/tillsyn/A 35993-2018 tillsynsbegäran.docx
@@ -437,7 +437,7 @@
     <w:r>
       <w:tab/>
       <w:tab/>
-      <w:t>2024-03-07</w:t>
+      <w:t>2024-03-08</w:t>
       <w:br/>
       <w:br/>
     </w:r>

--- a/tillsyn/A 35993-2018 tillsynsbegäran.docx
+++ b/tillsyn/A 35993-2018 tillsynsbegäran.docx
@@ -437,7 +437,7 @@
     <w:r>
       <w:tab/>
       <w:tab/>
-      <w:t>2024-03-08</w:t>
+      <w:t>2024-03-09</w:t>
       <w:br/>
       <w:br/>
     </w:r>

--- a/tillsyn/A 35993-2018 tillsynsbegäran.docx
+++ b/tillsyn/A 35993-2018 tillsynsbegäran.docx
@@ -437,7 +437,7 @@
     <w:r>
       <w:tab/>
       <w:tab/>
-      <w:t>2024-03-09</w:t>
+      <w:t>2024-03-10</w:t>
       <w:br/>
       <w:br/>
     </w:r>

--- a/tillsyn/A 35993-2018 tillsynsbegäran.docx
+++ b/tillsyn/A 35993-2018 tillsynsbegäran.docx
@@ -437,7 +437,7 @@
     <w:r>
       <w:tab/>
       <w:tab/>
-      <w:t>2024-03-10</w:t>
+      <w:t>2024-03-11</w:t>
       <w:br/>
       <w:br/>
     </w:r>

--- a/tillsyn/A 35993-2018 tillsynsbegäran.docx
+++ b/tillsyn/A 35993-2018 tillsynsbegäran.docx
@@ -437,7 +437,7 @@
     <w:r>
       <w:tab/>
       <w:tab/>
-      <w:t>2024-03-11</w:t>
+      <w:t>2024-03-12</w:t>
       <w:br/>
       <w:br/>
     </w:r>

--- a/tillsyn/A 35993-2018 tillsynsbegäran.docx
+++ b/tillsyn/A 35993-2018 tillsynsbegäran.docx
@@ -437,7 +437,7 @@
     <w:r>
       <w:tab/>
       <w:tab/>
-      <w:t>2024-03-12</w:t>
+      <w:t>2024-03-13</w:t>
       <w:br/>
       <w:br/>
     </w:r>
